--- a/a7/packages/A7 Unit 6 - Relationships in Triangles/Lessons/6.04/Keys/A7 6.04 Pythagorean Theorem in Real-World Problems - Independent Set - Key.docx
+++ b/a7/packages/A7 Unit 6 - Relationships in Triangles/Lessons/6.04/Keys/A7 6.04 Pythagorean Theorem in Real-World Problems - Independent Set - Key.docx
@@ -245,7 +245,7 @@
                 <w:color w:val="1A1A1A"/>
                 <w:sz w:val="22"/>
               </w:rPr>
-              <w:t>A tablet screen is 5 in wide and 8 in tall. How long is its diagonal, to the nearest tenth of an inch?</w:t>
+              <w:t>A tablet screen is 5 inches wide and 8 inches tall. How long is its diagonal, to the nearest tenth of an inch?</w:t>
             </w:r>
           </w:p>
           <w:p>
@@ -342,7 +342,7 @@
                 <w:color w:val="1A1A1A"/>
                 <w:sz w:val="22"/>
               </w:rPr>
-              <w:t>A 26-ft ladder reaches 24 ft up a wall. How far from the wall is its foot?</w:t>
+              <w:t>A fire truck's 50-ft ladder reaches 48 ft up a building. How far from the building is its foot?</w:t>
             </w:r>
           </w:p>
           <w:p>
@@ -357,7 +357,7 @@
                 <w:color w:val="9E1B32"/>
                 <w:sz w:val="22"/>
               </w:rPr>
-              <w:t>10 ft</w:t>
+              <w:t>14 ft</w:t>
             </w:r>
           </w:p>
           <w:p>
@@ -372,7 +372,7 @@
                 <w:color w:val="6B6B6B"/>
                 <w:sz w:val="19"/>
               </w:rPr>
-              <w:t>676 − 576 = 100; the ladder is c.</w:t>
+              <w:t>2,500 − 2,304 = 196; the ladder is c.</w:t>
             </w:r>
           </w:p>
         </w:tc>
@@ -566,7 +566,7 @@
                 <w:color w:val="6B6B6B"/>
                 <w:sz w:val="19"/>
               </w:rPr>
-              <w:t>Around: 18 m. Across: √170 ≈ 13.04 m. 18 − 13.04 ≈ 4.96.</w:t>
+              <w:t>Along two sides: 18 m. Across: √170 ≈ 13.04 m. 18 − 13.04 = 4.96, so 5.0.</w:t>
             </w:r>
           </w:p>
         </w:tc>
@@ -633,7 +633,7 @@
                 <w:color w:val="1A1A1A"/>
                 <w:sz w:val="22"/>
               </w:rPr>
-              <w:t>Will a 10-in pencil lie flat in a box 7 in by 8 in, corner to corner?</w:t>
+              <w:t>Will a 10-in pencil lie flat in a box 7 inches by 8 inches, corner to corner?</w:t>
             </w:r>
           </w:p>
           <w:p>

--- a/a7/packages/A7 Unit 6 - Relationships in Triangles/Lessons/6.04/Keys/A7 6.04 Pythagorean Theorem in Real-World Problems - Independent Set - Key.docx
+++ b/a7/packages/A7 Unit 6 - Relationships in Triangles/Lessons/6.04/Keys/A7 6.04 Pythagorean Theorem in Real-World Problems - Independent Set - Key.docx
@@ -730,7 +730,7 @@
                 <w:color w:val="1A1A1A"/>
                 <w:sz w:val="22"/>
               </w:rPr>
-              <w:t>A kite flies at the end of 25 m of string, straight above a spot 20 m from where the string is held. How high is the kite?</w:t>
+              <w:t>A kite flies on 19 m of tight string. It is straight above a spot 12 m from the hand that holds the string, level with the hand. How high above the hand is the kite, to the nearest tenth of a meter?</w:t>
             </w:r>
           </w:p>
           <w:p>
@@ -745,7 +745,7 @@
                 <w:color w:val="9E1B32"/>
                 <w:sz w:val="22"/>
               </w:rPr>
-              <w:t>15 m</w:t>
+              <w:t>About 14.7 m</w:t>
             </w:r>
           </w:p>
           <w:p>
@@ -760,7 +760,7 @@
                 <w:color w:val="6B6B6B"/>
                 <w:sz w:val="19"/>
               </w:rPr>
-              <w:t>625 − 400 = 225; the string is c.</w:t>
+              <w:t>361 − 144 = 217; √217 ≈ 14.73; the string is c.</w:t>
             </w:r>
           </w:p>
         </w:tc>

--- a/a7/packages/A7 Unit 6 - Relationships in Triangles/Lessons/6.04/Keys/A7 6.04 Pythagorean Theorem in Real-World Problems - Independent Set - Key.docx
+++ b/a7/packages/A7 Unit 6 - Relationships in Triangles/Lessons/6.04/Keys/A7 6.04 Pythagorean Theorem in Real-World Problems - Independent Set - Key.docx
@@ -730,7 +730,7 @@
                 <w:color w:val="1A1A1A"/>
                 <w:sz w:val="22"/>
               </w:rPr>
-              <w:t>A kite flies on 19 m of tight string. It is straight above a spot 12 m from the hand that holds the string, level with the hand. How high above the hand is the kite, to the nearest tenth of a meter?</w:t>
+              <w:t>A kite flies on 19 m of tight string. Straight below the kite, level with the hand that holds the string, is a point 12 m from the hand. How high is the kite above that point, to the nearest tenth of a meter?</w:t>
             </w:r>
           </w:p>
           <w:p>
